--- a/klagomål/S 3289-2025 FSC-klagomål.docx
+++ b/klagomål/S 3289-2025 FSC-klagomål.docx
@@ -178,7 +178,7 @@
       <w:r>
         <w:drawing>
           <wp:inline xmlns:a="http://schemas.openxmlformats.org/drawingml/2006/main" xmlns:pic="http://schemas.openxmlformats.org/drawingml/2006/picture">
-            <wp:extent cx="5486400" cy="3787690"/>
+            <wp:extent cx="5486400" cy="3685880"/>
             <wp:docPr id="1" name="Picture 1"/>
             <wp:cNvGraphicFramePr>
               <a:graphicFrameLocks noChangeAspect="1"/>
@@ -199,7 +199,7 @@
                   <pic:spPr>
                     <a:xfrm>
                       <a:off x="0" y="0"/>
-                      <a:ext cx="5486400" cy="3787690"/>
+                      <a:ext cx="5486400" cy="3685880"/>
                     </a:xfrm>
                     <a:prstGeom prst="rect"/>
                   </pic:spPr>
@@ -216,12 +216,12 @@
         <w:spacing w:after="240"/>
       </w:pPr>
       <w:r>
-        <w:t>Figur 1. Fyndplatser för naturvårdsarter i och inom 10 meter från samrådsanmälan. Markörer utan svart kant är placerade på fyndplatsen. Markörer med svart kant är placerade vid sidan av fyndplatsen och har ett svart streck som visar fyndplatsens exakta position. Kartans mittpunktskoordinat är N 7036147, E 488248 i SWEREF 99 TM.</w:t>
+        <w:t>Figur 1. Fyndplatser för naturvårdsarter i och inom 23 meter från samrådsanmälan. Markörer utan svart kant är placerade på fyndplatsen. Markörer med svart kant är placerade vid sidan av fyndplatsen och har ett svart streck som visar fyndplatsens exakta position. Kartans mittpunktskoordinat är N 7036147, E 488248 i SWEREF 99 TM.</w:t>
       </w:r>
     </w:p>
     <w:p>
       <w:r>
-        <w:t>I och inom 10 meter från samrådsanmälan finns fynd av 8 naturvårdsarter, varav 7 är rödlistade, 2 är fridlysta, 6 är typiska (T) och 1 är signalart (S): garnlav (VU, T), kolflarnlav (NT, T), slåtterfibbla (NT, T), talltagel (NT, T), talltita (NT, §4), tretåig hackspett (NT, T, §4), vitgrynig nållav (NT) och skinnlav (S, T). Se Figur 1.</w:t>
+        <w:t>I och inom 23 meter från samrådsanmälan finns fynd av 10 naturvårdsarter, varav 8 är rödlistade, 3 är fridlysta, 7 är typiska (T) och 1 är signalart (S): garnlav (VU, T), violett guldvinge (VU, §4a), kolflarnlav (NT, T), slåtterfibbla (NT, T), talltagel (NT, T), talltita (NT, §4), tretåig hackspett (NT, T, §4), vitgrynig nållav (NT), skinnlav (S, T) och kattfot (T). Se Figur 1.</w:t>
       </w:r>
     </w:p>
     <w:p>
@@ -426,6 +426,35 @@
       </w:r>
     </w:p>
     <w:p>
+      <w:r>
+        <w:rPr>
+          <w:b/>
+        </w:rPr>
+        <w:t xml:space="preserve">Kattfot </w:t>
+      </w:r>
+      <w:r>
+        <w:t xml:space="preserve">är typisk art för </w:t>
+      </w:r>
+      <w:r>
+        <w:rPr>
+          <w:i/>
+        </w:rPr>
+        <w:t>9060 Åsbarrskog, 9070 Trädklädd betesmark, 6530 Lövängar, 6170 Alpina kalkgräsmarker, 6230 Stagg-gräsmarker, 6520 Höglänta slåtterängar, 1610 Åsöar i Östersjön, 4030 Torra hedar, 5130 Enbuskmarker, 6270 Silikatgräsmarker, 6510 Slåtterängar i låglandet</w:t>
+      </w:r>
+      <w:r>
+        <w:t xml:space="preserve"> och </w:t>
+      </w:r>
+      <w:r>
+        <w:rPr>
+          <w:i/>
+        </w:rPr>
+        <w:t>8230 Hällmarkstorräng</w:t>
+      </w:r>
+      <w:r>
+        <w:t>. Kattfot är värdväxt för bland annat de rödlistade fjärilarna kattfotsfjädermott (VU), kattfotssmåstävmal (VU), kattfotssäckmal (VU) och leverplattmal (VU) (SLU Artdatabanken, 2026).</w:t>
+      </w:r>
+    </w:p>
+    <w:p>
       <w:pPr>
         <w:pStyle w:val="Heading1"/>
       </w:pPr>
@@ -531,7 +560,7 @@
         <w:rPr>
           <w:i/>
         </w:rPr>
-        <w:t>I det samrådsanmälda skogsområdet har 8 naturvårdsarter varav 7 rödlistade arter sina livsmiljöer och växtplatser.</w:t>
+        <w:t>I det samrådsanmälda skogsområdet har 10 naturvårdsarter varav 8 rödlistade arter sina livsmiljöer och växtplatser.</w:t>
       </w:r>
     </w:p>
     <w:p>
@@ -1180,7 +1209,7 @@
     <w:r>
       <w:tab/>
       <w:tab/>
-      <w:t>2026-09-14</w:t>
+      <w:t>2026-09-15</w:t>
       <w:br/>
       <w:br/>
     </w:r>

--- a/klagomål/S 3289-2025 FSC-klagomål.docx
+++ b/klagomål/S 3289-2025 FSC-klagomål.docx
@@ -1209,7 +1209,7 @@
     <w:r>
       <w:tab/>
       <w:tab/>
-      <w:t>2026-09-15</w:t>
+      <w:t>2026-09-16</w:t>
       <w:br/>
       <w:br/>
     </w:r>

--- a/klagomål/S 3289-2025 FSC-klagomål.docx
+++ b/klagomål/S 3289-2025 FSC-klagomål.docx
@@ -1209,7 +1209,7 @@
     <w:r>
       <w:tab/>
       <w:tab/>
-      <w:t>2026-09-16</w:t>
+      <w:t>2026-09-17</w:t>
       <w:br/>
       <w:br/>
     </w:r>

--- a/klagomål/S 3289-2025 FSC-klagomål.docx
+++ b/klagomål/S 3289-2025 FSC-klagomål.docx
@@ -1209,7 +1209,7 @@
     <w:r>
       <w:tab/>
       <w:tab/>
-      <w:t>2026-09-17</w:t>
+      <w:t>2026-09-18</w:t>
       <w:br/>
       <w:br/>
     </w:r>

--- a/klagomål/S 3289-2025 FSC-klagomål.docx
+++ b/klagomål/S 3289-2025 FSC-klagomål.docx
@@ -1209,7 +1209,7 @@
     <w:r>
       <w:tab/>
       <w:tab/>
-      <w:t>2026-09-18</w:t>
+      <w:t>2026-09-19</w:t>
       <w:br/>
       <w:br/>
     </w:r>

--- a/klagomål/S 3289-2025 FSC-klagomål.docx
+++ b/klagomål/S 3289-2025 FSC-klagomål.docx
@@ -1209,7 +1209,7 @@
     <w:r>
       <w:tab/>
       <w:tab/>
-      <w:t>2026-09-19</w:t>
+      <w:t>2026-09-21</w:t>
       <w:br/>
       <w:br/>
     </w:r>

--- a/klagomål/S 3289-2025 FSC-klagomål.docx
+++ b/klagomål/S 3289-2025 FSC-klagomål.docx
@@ -1209,7 +1209,7 @@
     <w:r>
       <w:tab/>
       <w:tab/>
-      <w:t>2026-09-21</w:t>
+      <w:t>2026-09-23</w:t>
       <w:br/>
       <w:br/>
     </w:r>

--- a/klagomål/S 3289-2025 FSC-klagomål.docx
+++ b/klagomål/S 3289-2025 FSC-klagomål.docx
@@ -1209,7 +1209,7 @@
     <w:r>
       <w:tab/>
       <w:tab/>
-      <w:t>2026-09-23</w:t>
+      <w:t>2026-09-24</w:t>
       <w:br/>
       <w:br/>
     </w:r>

--- a/klagomål/S 3289-2025 FSC-klagomål.docx
+++ b/klagomål/S 3289-2025 FSC-klagomål.docx
@@ -1209,7 +1209,7 @@
     <w:r>
       <w:tab/>
       <w:tab/>
-      <w:t>2026-09-24</w:t>
+      <w:t>2026-09-25</w:t>
       <w:br/>
       <w:br/>
     </w:r>

--- a/klagomål/S 3289-2025 FSC-klagomål.docx
+++ b/klagomål/S 3289-2025 FSC-klagomål.docx
@@ -1209,7 +1209,7 @@
     <w:r>
       <w:tab/>
       <w:tab/>
-      <w:t>2026-09-25</w:t>
+      <w:t>2026-09-26</w:t>
       <w:br/>
       <w:br/>
     </w:r>

--- a/klagomål/S 3289-2025 FSC-klagomål.docx
+++ b/klagomål/S 3289-2025 FSC-klagomål.docx
@@ -1209,7 +1209,7 @@
     <w:r>
       <w:tab/>
       <w:tab/>
-      <w:t>2026-09-26</w:t>
+      <w:t>2026-09-27</w:t>
       <w:br/>
       <w:br/>
     </w:r>

--- a/klagomål/S 3289-2025 FSC-klagomål.docx
+++ b/klagomål/S 3289-2025 FSC-klagomål.docx
@@ -1209,7 +1209,7 @@
     <w:r>
       <w:tab/>
       <w:tab/>
-      <w:t>2026-09-27</w:t>
+      <w:t>2026-09-28</w:t>
       <w:br/>
       <w:br/>
     </w:r>

--- a/klagomål/S 3289-2025 FSC-klagomål.docx
+++ b/klagomål/S 3289-2025 FSC-klagomål.docx
@@ -1209,7 +1209,7 @@
     <w:r>
       <w:tab/>
       <w:tab/>
-      <w:t>2026-09-28</w:t>
+      <w:t>2026-09-29</w:t>
       <w:br/>
       <w:br/>
     </w:r>

--- a/klagomål/S 3289-2025 FSC-klagomål.docx
+++ b/klagomål/S 3289-2025 FSC-klagomål.docx
@@ -1209,7 +1209,7 @@
     <w:r>
       <w:tab/>
       <w:tab/>
-      <w:t>2026-09-29</w:t>
+      <w:t>2026-09-30</w:t>
       <w:br/>
       <w:br/>
     </w:r>

--- a/klagomål/S 3289-2025 FSC-klagomål.docx
+++ b/klagomål/S 3289-2025 FSC-klagomål.docx
@@ -1209,7 +1209,7 @@
     <w:r>
       <w:tab/>
       <w:tab/>
-      <w:t>2026-09-30</w:t>
+      <w:t>2026-10-01</w:t>
       <w:br/>
       <w:br/>
     </w:r>

--- a/klagomål/S 3289-2025 FSC-klagomål.docx
+++ b/klagomål/S 3289-2025 FSC-klagomål.docx
@@ -1209,7 +1209,7 @@
     <w:r>
       <w:tab/>
       <w:tab/>
-      <w:t>2026-10-01</w:t>
+      <w:t>2026-10-02</w:t>
       <w:br/>
       <w:br/>
     </w:r>

--- a/klagomål/S 3289-2025 FSC-klagomål.docx
+++ b/klagomål/S 3289-2025 FSC-klagomål.docx
@@ -1209,7 +1209,7 @@
     <w:r>
       <w:tab/>
       <w:tab/>
-      <w:t>2026-10-02</w:t>
+      <w:t>2026-10-03</w:t>
       <w:br/>
       <w:br/>
     </w:r>

--- a/klagomål/S 3289-2025 FSC-klagomål.docx
+++ b/klagomål/S 3289-2025 FSC-klagomål.docx
@@ -1209,7 +1209,7 @@
     <w:r>
       <w:tab/>
       <w:tab/>
-      <w:t>2026-10-03</w:t>
+      <w:t>2026-10-04</w:t>
       <w:br/>
       <w:br/>
     </w:r>

--- a/klagomål/S 3289-2025 FSC-klagomål.docx
+++ b/klagomål/S 3289-2025 FSC-klagomål.docx
@@ -1209,7 +1209,7 @@
     <w:r>
       <w:tab/>
       <w:tab/>
-      <w:t>2026-10-04</w:t>
+      <w:t>2026-10-05</w:t>
       <w:br/>
       <w:br/>
     </w:r>

--- a/klagomål/S 3289-2025 FSC-klagomål.docx
+++ b/klagomål/S 3289-2025 FSC-klagomål.docx
@@ -1209,7 +1209,7 @@
     <w:r>
       <w:tab/>
       <w:tab/>
-      <w:t>2026-10-05</w:t>
+      <w:t>2026-10-06</w:t>
       <w:br/>
       <w:br/>
     </w:r>

--- a/klagomål/S 3289-2025 FSC-klagomål.docx
+++ b/klagomål/S 3289-2025 FSC-klagomål.docx
@@ -1209,7 +1209,7 @@
     <w:r>
       <w:tab/>
       <w:tab/>
-      <w:t>2026-10-06</w:t>
+      <w:t>2026-10-07</w:t>
       <w:br/>
       <w:br/>
     </w:r>

--- a/klagomål/S 3289-2025 FSC-klagomål.docx
+++ b/klagomål/S 3289-2025 FSC-klagomål.docx
@@ -1209,7 +1209,7 @@
     <w:r>
       <w:tab/>
       <w:tab/>
-      <w:t>2026-10-07</w:t>
+      <w:t>2026-10-08</w:t>
       <w:br/>
       <w:br/>
     </w:r>

--- a/klagomål/S 3289-2025 FSC-klagomål.docx
+++ b/klagomål/S 3289-2025 FSC-klagomål.docx
@@ -1209,7 +1209,7 @@
     <w:r>
       <w:tab/>
       <w:tab/>
-      <w:t>2026-10-08</w:t>
+      <w:t>2026-10-09</w:t>
       <w:br/>
       <w:br/>
     </w:r>

--- a/klagomål/S 3289-2025 FSC-klagomål.docx
+++ b/klagomål/S 3289-2025 FSC-klagomål.docx
@@ -1209,7 +1209,7 @@
     <w:r>
       <w:tab/>
       <w:tab/>
-      <w:t>2026-10-09</w:t>
+      <w:t>2026-10-10</w:t>
       <w:br/>
       <w:br/>
     </w:r>

--- a/klagomål/S 3289-2025 FSC-klagomål.docx
+++ b/klagomål/S 3289-2025 FSC-klagomål.docx
@@ -1209,7 +1209,7 @@
     <w:r>
       <w:tab/>
       <w:tab/>
-      <w:t>2026-10-10</w:t>
+      <w:t>2026-10-11</w:t>
       <w:br/>
       <w:br/>
     </w:r>

--- a/klagomål/S 3289-2025 FSC-klagomål.docx
+++ b/klagomål/S 3289-2025 FSC-klagomål.docx
@@ -1209,7 +1209,7 @@
     <w:r>
       <w:tab/>
       <w:tab/>
-      <w:t>2026-10-11</w:t>
+      <w:t>2026-10-12</w:t>
       <w:br/>
       <w:br/>
     </w:r>

--- a/klagomål/S 3289-2025 FSC-klagomål.docx
+++ b/klagomål/S 3289-2025 FSC-klagomål.docx
@@ -1209,7 +1209,7 @@
     <w:r>
       <w:tab/>
       <w:tab/>
-      <w:t>2026-10-12</w:t>
+      <w:t>2026-10-13</w:t>
       <w:br/>
       <w:br/>
     </w:r>

--- a/klagomål/S 3289-2025 FSC-klagomål.docx
+++ b/klagomål/S 3289-2025 FSC-klagomål.docx
@@ -1209,7 +1209,7 @@
     <w:r>
       <w:tab/>
       <w:tab/>
-      <w:t>2026-10-13</w:t>
+      <w:t>2026-10-14</w:t>
       <w:br/>
       <w:br/>
     </w:r>

--- a/klagomål/S 3289-2025 FSC-klagomål.docx
+++ b/klagomål/S 3289-2025 FSC-klagomål.docx
@@ -1209,7 +1209,7 @@
     <w:r>
       <w:tab/>
       <w:tab/>
-      <w:t>2026-10-14</w:t>
+      <w:t>2026-10-15</w:t>
       <w:br/>
       <w:br/>
     </w:r>

--- a/klagomål/S 3289-2025 FSC-klagomål.docx
+++ b/klagomål/S 3289-2025 FSC-klagomål.docx
@@ -1209,7 +1209,7 @@
     <w:r>
       <w:tab/>
       <w:tab/>
-      <w:t>2026-10-15</w:t>
+      <w:t>2026-10-16</w:t>
       <w:br/>
       <w:br/>
     </w:r>

--- a/klagomål/S 3289-2025 FSC-klagomål.docx
+++ b/klagomål/S 3289-2025 FSC-klagomål.docx
@@ -1209,7 +1209,7 @@
     <w:r>
       <w:tab/>
       <w:tab/>
-      <w:t>2026-10-16</w:t>
+      <w:t>2026-10-17</w:t>
       <w:br/>
       <w:br/>
     </w:r>

--- a/klagomål/S 3289-2025 FSC-klagomål.docx
+++ b/klagomål/S 3289-2025 FSC-klagomål.docx
@@ -1209,7 +1209,7 @@
     <w:r>
       <w:tab/>
       <w:tab/>
-      <w:t>2026-10-17</w:t>
+      <w:t>2026-10-18</w:t>
       <w:br/>
       <w:br/>
     </w:r>

--- a/klagomål/S 3289-2025 FSC-klagomål.docx
+++ b/klagomål/S 3289-2025 FSC-klagomål.docx
@@ -1209,7 +1209,7 @@
     <w:r>
       <w:tab/>
       <w:tab/>
-      <w:t>2026-10-18</w:t>
+      <w:t>2026-10-19</w:t>
       <w:br/>
       <w:br/>
     </w:r>

--- a/klagomål/S 3289-2025 FSC-klagomål.docx
+++ b/klagomål/S 3289-2025 FSC-klagomål.docx
@@ -1209,7 +1209,7 @@
     <w:r>
       <w:tab/>
       <w:tab/>
-      <w:t>2026-10-19</w:t>
+      <w:t>2026-10-20</w:t>
       <w:br/>
       <w:br/>
     </w:r>

--- a/klagomål/S 3289-2025 FSC-klagomål.docx
+++ b/klagomål/S 3289-2025 FSC-klagomål.docx
@@ -1209,7 +1209,7 @@
     <w:r>
       <w:tab/>
       <w:tab/>
-      <w:t>2026-10-20</w:t>
+      <w:t>2026-10-21</w:t>
       <w:br/>
       <w:br/>
     </w:r>

--- a/klagomål/S 3289-2025 FSC-klagomål.docx
+++ b/klagomål/S 3289-2025 FSC-klagomål.docx
@@ -1209,7 +1209,7 @@
     <w:r>
       <w:tab/>
       <w:tab/>
-      <w:t>2026-10-21</w:t>
+      <w:t>2026-10-22</w:t>
       <w:br/>
       <w:br/>
     </w:r>

--- a/klagomål/S 3289-2025 FSC-klagomål.docx
+++ b/klagomål/S 3289-2025 FSC-klagomål.docx
@@ -1209,7 +1209,7 @@
     <w:r>
       <w:tab/>
       <w:tab/>
-      <w:t>2026-10-22</w:t>
+      <w:t>2026-10-23</w:t>
       <w:br/>
       <w:br/>
     </w:r>

--- a/klagomål/S 3289-2025 FSC-klagomål.docx
+++ b/klagomål/S 3289-2025 FSC-klagomål.docx
@@ -1209,7 +1209,7 @@
     <w:r>
       <w:tab/>
       <w:tab/>
-      <w:t>2026-10-23</w:t>
+      <w:t>2026-10-24</w:t>
       <w:br/>
       <w:br/>
     </w:r>

--- a/klagomål/S 3289-2025 FSC-klagomål.docx
+++ b/klagomål/S 3289-2025 FSC-klagomål.docx
@@ -1209,7 +1209,7 @@
     <w:r>
       <w:tab/>
       <w:tab/>
-      <w:t>2026-10-24</w:t>
+      <w:t>2026-10-25</w:t>
       <w:br/>
       <w:br/>
     </w:r>

--- a/klagomål/S 3289-2025 FSC-klagomål.docx
+++ b/klagomål/S 3289-2025 FSC-klagomål.docx
@@ -1209,7 +1209,7 @@
     <w:r>
       <w:tab/>
       <w:tab/>
-      <w:t>2026-10-25</w:t>
+      <w:t>2026-10-26</w:t>
       <w:br/>
       <w:br/>
     </w:r>

--- a/klagomål/S 3289-2025 FSC-klagomål.docx
+++ b/klagomål/S 3289-2025 FSC-klagomål.docx
@@ -1209,7 +1209,7 @@
     <w:r>
       <w:tab/>
       <w:tab/>
-      <w:t>2026-10-26</w:t>
+      <w:t>2026-10-27</w:t>
       <w:br/>
       <w:br/>
     </w:r>

--- a/klagomål/S 3289-2025 FSC-klagomål.docx
+++ b/klagomål/S 3289-2025 FSC-klagomål.docx
@@ -1209,7 +1209,7 @@
     <w:r>
       <w:tab/>
       <w:tab/>
-      <w:t>2026-10-27</w:t>
+      <w:t>2026-10-28</w:t>
       <w:br/>
       <w:br/>
     </w:r>

--- a/klagomål/S 3289-2025 FSC-klagomål.docx
+++ b/klagomål/S 3289-2025 FSC-klagomål.docx
@@ -1209,7 +1209,7 @@
     <w:r>
       <w:tab/>
       <w:tab/>
-      <w:t>2026-10-28</w:t>
+      <w:t>2026-10-29</w:t>
       <w:br/>
       <w:br/>
     </w:r>

--- a/klagomål/S 3289-2025 FSC-klagomål.docx
+++ b/klagomål/S 3289-2025 FSC-klagomål.docx
@@ -1209,7 +1209,7 @@
     <w:r>
       <w:tab/>
       <w:tab/>
-      <w:t>2026-10-29</w:t>
+      <w:t>2026-10-31</w:t>
       <w:br/>
       <w:br/>
     </w:r>
